--- a/reports/day-17-report.docx
+++ b/reports/day-17-report.docx
@@ -1500,14 +1500,14 @@
           <w:bCs/>
           <w:i/>
         </w:rPr>
-        <w:t>11/</w:t>
+        <w:t xml:space="preserve">11/08/2026</w:t>
       </w:r>
       <w:r>
         <w:rPr>
           <w:bCs/>
           <w:i/>
         </w:rPr>
-        <w:t>08//2026</w:t>
+        <w:t xml:space="preserve"/>
       </w:r>
     </w:p>
     <w:p>
@@ -4795,7 +4795,7 @@
                 <w:sz w:val="20"/>
                 <w:szCs w:val="20"/>
               </w:rPr>
-              <w:t xml:space="preserve"> semantic HTML development, and website architecture for the Savory House Restaurant Website.</w:t>
+              <w:t xml:space="preserve">Semantic HTML development and website architecture for the Savory House restaurant website.</w:t>
             </w:r>
           </w:p>
         </w:tc>
@@ -5949,7 +5949,7 @@
                 <w:sz w:val="20"/>
                 <w:szCs w:val="20"/>
               </w:rPr>
-              <w:t>TOTAL NUMBER</w:t>
+              <w:t xml:space="preserve">TOTAL NUMBER OF DAYS: 17</w:t>
             </w:r>
             <w:r>
               <w:rPr>
@@ -5959,7 +5959,7 @@
                 <w:sz w:val="20"/>
                 <w:szCs w:val="20"/>
               </w:rPr>
-              <w:t xml:space="preserve"> </w:t>
+              <w:t xml:space="preserve"/>
             </w:r>
             <w:r>
               <w:rPr>
@@ -5969,7 +5969,7 @@
                 <w:sz w:val="20"/>
                 <w:szCs w:val="20"/>
               </w:rPr>
-              <w:t xml:space="preserve">OF DAYS: </w:t>
+              <w:t xml:space="preserve"> </w:t>
             </w:r>
           </w:p>
         </w:tc>
@@ -6012,7 +6012,7 @@
                 <w:sz w:val="20"/>
                 <w:szCs w:val="20"/>
               </w:rPr>
-              <w:t xml:space="preserve">TOTAL NUMBER OF HOURS: </w:t>
+              <w:t xml:space="preserve">TOTAL NUMBER OF HOURS: 92.5 </w:t>
             </w:r>
           </w:p>
         </w:tc>
